--- a/DOCUMENT/D26CS129-PRATICAL 7.docx
+++ b/DOCUMENT/D26CS129-PRATICAL 7.docx
@@ -57,6 +57,8 @@
                 <w:szCs w:val="28"/>
               </w:rPr>
             </w:pPr>
+            <w:bookmarkStart w:id="1" w:name="_GoBack"/>
+            <w:bookmarkEnd w:id="1"/>
             <w:r>
               <w:rPr>
                 <w:noProof/>
@@ -69,7 +71,7 @@
                   <wp:docPr id="3" name="image1.jpg">
                     <a:extLst xmlns:a="http://schemas.openxmlformats.org/drawingml/2006/main">
                       <a:ext uri="{FF2B5EF4-FFF2-40B4-BE49-F238E27FC236}">
-                        <a16:creationId xmlns:a16="http://schemas.microsoft.com/office/drawing/2014/main" xmlns:w16se="http://schemas.microsoft.com/office/word/2015/wordml/symex" xmlns:w16sdtfl="http://schemas.microsoft.com/office/word/2024/wordml/sdtformatlock" xmlns:w16sdtdh="http://schemas.microsoft.com/office/word/2020/wordml/sdtdatahash" xmlns:w16du="http://schemas.microsoft.com/office/word/2023/wordml/word16du" xmlns:w16="http://schemas.microsoft.com/office/word/2018/wordml" xmlns:w16cid="http://schemas.microsoft.com/office/word/2016/wordml/cid" xmlns:w16cex="http://schemas.microsoft.com/office/word/2018/wordml/cex" xmlns:w="http://schemas.openxmlformats.org/wordprocessingml/2006/main" xmlns:w10="urn:schemas-microsoft-com:office:word" xmlns:v="urn:schemas-microsoft-com:vml" xmlns:oel="http://schemas.microsoft.com/office/2019/extlst" xmlns:o="urn:schemas-microsoft-com:office:office" xmlns:am3d="http://schemas.microsoft.com/office/drawing/2017/model3d" xmlns:aink="http://schemas.microsoft.com/office/drawing/2016/ink" xmlns:cx8="http://schemas.microsoft.com/office/drawing/2016/5/14/chartex" xmlns:cx7="http://schemas.microsoft.com/office/drawing/2016/5/13/chartex" xmlns:cx6="http://schemas.microsoft.com/office/drawing/2016/5/12/chartex" xmlns:cx5="http://schemas.microsoft.com/office/drawing/2016/5/11/chartex" xmlns:cx4="http://schemas.microsoft.com/office/drawing/2016/5/10/chartex" xmlns:cx3="http://schemas.microsoft.com/office/drawing/2016/5/9/chartex" xmlns:cx2="http://schemas.microsoft.com/office/drawing/2015/10/21/chartex" xmlns:cx1="http://schemas.microsoft.com/office/drawing/2015/9/8/chartex" xmlns:cx="http://schemas.microsoft.com/office/drawing/2014/chartex" xmlns="" id="{8B2BB093-A9A3-4FCC-8A77-7ED979B02673}"/>
+                        <a16:creationId xmlns="" xmlns:cx="http://schemas.microsoft.com/office/drawing/2014/chartex" xmlns:cx1="http://schemas.microsoft.com/office/drawing/2015/9/8/chartex" xmlns:cx2="http://schemas.microsoft.com/office/drawing/2015/10/21/chartex" xmlns:cx3="http://schemas.microsoft.com/office/drawing/2016/5/9/chartex" xmlns:cx4="http://schemas.microsoft.com/office/drawing/2016/5/10/chartex" xmlns:cx5="http://schemas.microsoft.com/office/drawing/2016/5/11/chartex" xmlns:cx6="http://schemas.microsoft.com/office/drawing/2016/5/12/chartex" xmlns:cx7="http://schemas.microsoft.com/office/drawing/2016/5/13/chartex" xmlns:cx8="http://schemas.microsoft.com/office/drawing/2016/5/14/chartex" xmlns:aink="http://schemas.microsoft.com/office/drawing/2016/ink" xmlns:am3d="http://schemas.microsoft.com/office/drawing/2017/model3d" xmlns:o="urn:schemas-microsoft-com:office:office" xmlns:oel="http://schemas.microsoft.com/office/2019/extlst" xmlns:v="urn:schemas-microsoft-com:vml" xmlns:w10="urn:schemas-microsoft-com:office:word" xmlns:w="http://schemas.openxmlformats.org/wordprocessingml/2006/main" xmlns:w16cex="http://schemas.microsoft.com/office/word/2018/wordml/cex" xmlns:w16cid="http://schemas.microsoft.com/office/word/2016/wordml/cid" xmlns:w16="http://schemas.microsoft.com/office/word/2018/wordml" xmlns:w16du="http://schemas.microsoft.com/office/word/2023/wordml/word16du" xmlns:w16sdtdh="http://schemas.microsoft.com/office/word/2020/wordml/sdtdatahash" xmlns:w16sdtfl="http://schemas.microsoft.com/office/word/2024/wordml/sdtformatlock" xmlns:w16se="http://schemas.microsoft.com/office/word/2015/wordml/symex" xmlns:a16="http://schemas.microsoft.com/office/drawing/2014/main" id="{8B2BB093-A9A3-4FCC-8A77-7ED979B02673}"/>
                       </a:ext>
                     </a:extLst>
                   </wp:docPr>
@@ -148,7 +150,7 @@
                   <wp:docPr id="1019696825" name="image3.png">
                     <a:extLst xmlns:a="http://schemas.openxmlformats.org/drawingml/2006/main">
                       <a:ext uri="{FF2B5EF4-FFF2-40B4-BE49-F238E27FC236}">
-                        <a16:creationId xmlns:a16="http://schemas.microsoft.com/office/drawing/2014/main" xmlns:w16se="http://schemas.microsoft.com/office/word/2015/wordml/symex" xmlns:w16sdtfl="http://schemas.microsoft.com/office/word/2024/wordml/sdtformatlock" xmlns:w16sdtdh="http://schemas.microsoft.com/office/word/2020/wordml/sdtdatahash" xmlns:w16du="http://schemas.microsoft.com/office/word/2023/wordml/word16du" xmlns:w16="http://schemas.microsoft.com/office/word/2018/wordml" xmlns:w16cid="http://schemas.microsoft.com/office/word/2016/wordml/cid" xmlns:w16cex="http://schemas.microsoft.com/office/word/2018/wordml/cex" xmlns:w="http://schemas.openxmlformats.org/wordprocessingml/2006/main" xmlns:w10="urn:schemas-microsoft-com:office:word" xmlns:v="urn:schemas-microsoft-com:vml" xmlns:oel="http://schemas.microsoft.com/office/2019/extlst" xmlns:o="urn:schemas-microsoft-com:office:office" xmlns:am3d="http://schemas.microsoft.com/office/drawing/2017/model3d" xmlns:aink="http://schemas.microsoft.com/office/drawing/2016/ink" xmlns:cx8="http://schemas.microsoft.com/office/drawing/2016/5/14/chartex" xmlns:cx7="http://schemas.microsoft.com/office/drawing/2016/5/13/chartex" xmlns:cx6="http://schemas.microsoft.com/office/drawing/2016/5/12/chartex" xmlns:cx5="http://schemas.microsoft.com/office/drawing/2016/5/11/chartex" xmlns:cx4="http://schemas.microsoft.com/office/drawing/2016/5/10/chartex" xmlns:cx3="http://schemas.microsoft.com/office/drawing/2016/5/9/chartex" xmlns:cx2="http://schemas.microsoft.com/office/drawing/2015/10/21/chartex" xmlns:cx1="http://schemas.microsoft.com/office/drawing/2015/9/8/chartex" xmlns:cx="http://schemas.microsoft.com/office/drawing/2014/chartex" xmlns="" id="{137E1587-52C7-4E55-92F3-EBE17FC3B559}"/>
+                        <a16:creationId xmlns="" xmlns:cx="http://schemas.microsoft.com/office/drawing/2014/chartex" xmlns:cx1="http://schemas.microsoft.com/office/drawing/2015/9/8/chartex" xmlns:cx2="http://schemas.microsoft.com/office/drawing/2015/10/21/chartex" xmlns:cx3="http://schemas.microsoft.com/office/drawing/2016/5/9/chartex" xmlns:cx4="http://schemas.microsoft.com/office/drawing/2016/5/10/chartex" xmlns:cx5="http://schemas.microsoft.com/office/drawing/2016/5/11/chartex" xmlns:cx6="http://schemas.microsoft.com/office/drawing/2016/5/12/chartex" xmlns:cx7="http://schemas.microsoft.com/office/drawing/2016/5/13/chartex" xmlns:cx8="http://schemas.microsoft.com/office/drawing/2016/5/14/chartex" xmlns:aink="http://schemas.microsoft.com/office/drawing/2016/ink" xmlns:am3d="http://schemas.microsoft.com/office/drawing/2017/model3d" xmlns:o="urn:schemas-microsoft-com:office:office" xmlns:oel="http://schemas.microsoft.com/office/2019/extlst" xmlns:v="urn:schemas-microsoft-com:vml" xmlns:w10="urn:schemas-microsoft-com:office:word" xmlns:w="http://schemas.openxmlformats.org/wordprocessingml/2006/main" xmlns:w16cex="http://schemas.microsoft.com/office/word/2018/wordml/cex" xmlns:w16cid="http://schemas.microsoft.com/office/word/2016/wordml/cid" xmlns:w16="http://schemas.microsoft.com/office/word/2018/wordml" xmlns:w16du="http://schemas.microsoft.com/office/word/2023/wordml/word16du" xmlns:w16sdtdh="http://schemas.microsoft.com/office/word/2020/wordml/sdtdatahash" xmlns:w16sdtfl="http://schemas.microsoft.com/office/word/2024/wordml/sdtformatlock" xmlns:w16se="http://schemas.microsoft.com/office/word/2015/wordml/symex" xmlns:a16="http://schemas.microsoft.com/office/drawing/2014/main" id="{137E1587-52C7-4E55-92F3-EBE17FC3B559}"/>
                       </a:ext>
                     </a:extLst>
                   </wp:docPr>
@@ -705,9 +707,9 @@
           <w:szCs w:val="28"/>
         </w:rPr>
       </w:pPr>
-      <w:bookmarkStart w:id="1" w:name="_gjdgxs"/>
+      <w:bookmarkStart w:id="2" w:name="_gjdgxs"/>
       <w:bookmarkEnd w:id="0"/>
-      <w:bookmarkEnd w:id="1"/>
+      <w:bookmarkEnd w:id="2"/>
     </w:p>
     <w:tbl>
       <w:tblPr>
@@ -21689,7 +21691,9 @@
         <w:rPr>
           <w:b/>
           <w:bCs/>
+          <w:noProof/>
           <w:u w:val="single"/>
+          <w:lang w:eastAsia="en-IN"/>
         </w:rPr>
         <w:drawing>
           <wp:inline distT="0" distB="0" distL="0" distR="0" wp14:anchorId="11CD5984" wp14:editId="4A5D0C78">
@@ -21930,7 +21934,9 @@
         <w:rPr>
           <w:b/>
           <w:bCs/>
+          <w:noProof/>
           <w:u w:val="single"/>
+          <w:lang w:eastAsia="en-IN"/>
         </w:rPr>
         <w:drawing>
           <wp:inline distT="0" distB="0" distL="0" distR="0" wp14:anchorId="545AC9F8" wp14:editId="704F48A7">
@@ -22231,7 +22237,9 @@
         <w:rPr>
           <w:b/>
           <w:bCs/>
+          <w:noProof/>
           <w:u w:val="single"/>
+          <w:lang w:eastAsia="en-IN"/>
         </w:rPr>
         <w:drawing>
           <wp:inline distT="0" distB="0" distL="0" distR="0" wp14:anchorId="22A3329E" wp14:editId="2DE1B49C">
@@ -22522,7 +22530,9 @@
         <w:rPr>
           <w:b/>
           <w:bCs/>
+          <w:noProof/>
           <w:u w:val="single"/>
+          <w:lang w:eastAsia="en-IN"/>
         </w:rPr>
         <w:drawing>
           <wp:inline distT="0" distB="0" distL="0" distR="0" wp14:anchorId="446B0134" wp14:editId="581A033A">
@@ -22791,7 +22801,9 @@
         <w:rPr>
           <w:b/>
           <w:bCs/>
+          <w:noProof/>
           <w:u w:val="single"/>
+          <w:lang w:eastAsia="en-IN"/>
         </w:rPr>
         <w:drawing>
           <wp:inline distT="0" distB="0" distL="0" distR="0" wp14:anchorId="2C0AEEE9" wp14:editId="3A7C335E">
@@ -23052,7 +23064,9 @@
         <w:rPr>
           <w:b/>
           <w:bCs/>
+          <w:noProof/>
           <w:u w:val="single"/>
+          <w:lang w:eastAsia="en-IN"/>
         </w:rPr>
         <w:drawing>
           <wp:inline distT="0" distB="0" distL="0" distR="0" wp14:anchorId="428F2BA0" wp14:editId="09897D9C">
@@ -23333,7 +23347,9 @@
         <w:rPr>
           <w:b/>
           <w:bCs/>
+          <w:noProof/>
           <w:u w:val="single"/>
+          <w:lang w:eastAsia="en-IN"/>
         </w:rPr>
         <w:drawing>
           <wp:inline distT="0" distB="0" distL="0" distR="0" wp14:anchorId="040E2A20" wp14:editId="2E72B078">
@@ -23433,7 +23449,9 @@
         <w:rPr>
           <w:b/>
           <w:bCs/>
+          <w:noProof/>
           <w:u w:val="single"/>
+          <w:lang w:eastAsia="en-IN"/>
         </w:rPr>
         <w:drawing>
           <wp:inline distT="0" distB="0" distL="0" distR="0" wp14:anchorId="3E80DB8E" wp14:editId="7073B19F">
@@ -23531,9 +23549,7 @@
           <w:u w:val="single"/>
         </w:rPr>
       </w:pPr>
-      <w:bookmarkStart w:id="2" w:name="_GoBack"/>
-    </w:p>
-    <w:bookmarkEnd w:id="2"/>
+    </w:p>
     <w:p>
       <w:pPr>
         <w:contextualSpacing/>
@@ -23616,7 +23632,9 @@
         <w:rPr>
           <w:b/>
           <w:bCs/>
+          <w:noProof/>
           <w:u w:val="single"/>
+          <w:lang w:eastAsia="en-IN"/>
         </w:rPr>
         <w:drawing>
           <wp:inline distT="0" distB="0" distL="0" distR="0" wp14:anchorId="23E4F3E1" wp14:editId="216CC120">
@@ -23881,6 +23899,7 @@
       <w:rPr>
         <w:b/>
         <w:bCs/>
+        <w:sz w:val="18"/>
       </w:rPr>
     </w:pPr>
     <w:r>
@@ -23905,12 +23924,21 @@
         <w:b/>
         <w:bCs/>
       </w:rPr>
-      <w:t xml:space="preserve">     D26CS124</w:t>
+      <w:t xml:space="preserve">     </w:t>
     </w:r>
     <w:r>
       <w:rPr>
         <w:b/>
         <w:bCs/>
+        <w:sz w:val="18"/>
+      </w:rPr>
+      <w:t>D26CS129</w:t>
+    </w:r>
+    <w:r>
+      <w:rPr>
+        <w:b/>
+        <w:bCs/>
+        <w:sz w:val="18"/>
       </w:rPr>
       <w:t>-</w:t>
     </w:r>
@@ -23918,8 +23946,9 @@
       <w:rPr>
         <w:b/>
         <w:bCs/>
+        <w:sz w:val="18"/>
       </w:rPr>
-      <w:t>Uday Thakur</w:t>
+      <w:t>Nishtha Panchal</w:t>
     </w:r>
   </w:p>
   <w:p>
@@ -25302,7 +25331,7 @@
 </file>
 
 <file path=customXml/itemProps1.xml><?xml version="1.0" encoding="utf-8"?>
-<ds:datastoreItem xmlns:ds="http://schemas.openxmlformats.org/officeDocument/2006/customXml" ds:itemID="{92BBAB4E-8F73-4D1E-802F-D5F339AB3216}">
+<ds:datastoreItem xmlns:ds="http://schemas.openxmlformats.org/officeDocument/2006/customXml" ds:itemID="{C75EFAA8-2188-4CC7-AD15-3591487BB986}">
   <ds:schemaRefs>
     <ds:schemaRef ds:uri="http://schemas.openxmlformats.org/officeDocument/2006/bibliography"/>
   </ds:schemaRefs>
